--- a/docs/interfaces/第一版全局软硬件接口标准_V1.1.docx
+++ b/docs/interfaces/第一版全局软硬件接口标准_V1.1.docx
@@ -30999,7 +30999,7 @@
               <w:rPr>
                 <w:sz w:val="16"/>
               </w:rPr>
-              <w:t>待归档（评审意见已成文，待签字并在 Git 留痕）</w:t>
+              <w:t>已完成（评审意见已成文并由 Git 留痕）</w:t>
             </w:r>
             <w:proofErr w:type="spellEnd"/>
           </w:p>
